--- a/EOI_DPD/submit/EOI_DPD_Blueprint_Biosecurity-0731.docx
+++ b/EOI_DPD/submit/EOI_DPD_Blueprint_Biosecurity-0731.docx
@@ -84,13 +84,12 @@
           <w:rFonts w:ascii="Times New Roman" w:eastAsia="Arial" w:hAnsi="Times New Roman" w:cs="Times New Roman"/>
           <w:b/>
         </w:rPr>
-        <w:t>Days per Dollar (DPD)</w:t>
-      </w:r>
-      <w:r>
-        <w:rPr>
-          <w:rFonts w:ascii="Times New Roman" w:eastAsia="Arial" w:hAnsi="Times New Roman" w:cs="Times New Roman"/>
-        </w:rPr>
-        <w:t xml:space="preserve"> — Sequential Detection Statistics and Calibrated End-to-End Lead-Time Modeling for Metagenomic Biosurveillance Deployment</w:t>
+        <w:t>LEAD-MGS — Lead-time Estimation and Deployment Optimisation: Sequential Detection Statistics and Calibrated Budget-to-Lead-Time Modeling for Metagenomic Biosurveillance</w:t>
+      </w:r>
+      <w:r>
+        <w:rPr>
+          <w:rFonts w:ascii="Times New Roman" w:eastAsia="Arial" w:hAnsi="Times New Roman" w:cs="Times New Roman"/>
+        </w:rPr>
       </w:r>
     </w:p>
     <w:p>
@@ -128,20 +127,35 @@
           <w:rFonts w:ascii="Times New Roman" w:eastAsia="Arial" w:hAnsi="Times New Roman" w:cs="Times New Roman"/>
           <w:b/>
         </w:rPr>
-        <w:t>Proje</w:t>
-      </w:r>
+        <w:t>Project Scientist:</w:t>
+      </w:r>
+      <w:r>
+        <w:rPr>
+          <w:rFonts w:ascii="Times New Roman" w:eastAsia="Arial" w:hAnsi="Times New Roman" w:cs="Times New Roman"/>
+        </w:rPr>
+        <w:t xml:space="preserve"> Sihua Peng, PhD — Research Scientist, College of Public Health, University of Georgia; affiliated with the Georgia Advanced Computing Resource Center (GACRC)</w:t>
+      </w:r>
+    </w:p>
+    <w:p>
+      <w:pPr>
+        <w:pStyle w:val="BodyText"/>
+        <w:spacing w:before="0" w:after="40"/>
+        <w:rPr>
+          <w:rFonts w:ascii="Times New Roman" w:hAnsi="Times New Roman" w:cs="Times New Roman"/>
+        </w:rPr>
+      </w:pPr>
       <w:r>
         <w:rPr>
           <w:rFonts w:ascii="Times New Roman" w:eastAsia="Arial" w:hAnsi="Times New Roman" w:cs="Times New Roman"/>
           <w:b/>
         </w:rPr>
-        <w:t>ct Scientist:</w:t>
-      </w:r>
-      <w:r>
-        <w:rPr>
-          <w:rFonts w:ascii="Times New Roman" w:eastAsia="Arial" w:hAnsi="Times New Roman" w:cs="Times New Roman"/>
-        </w:rPr>
-        <w:t xml:space="preserve"> Sihua Peng, PhD — Research Scientist, College of Public Health, University of Georgia; affiliated with the Georgia Advanced Computing Resource Center (GACRC)</w:t>
+        <w:t>Institution:</w:t>
+      </w:r>
+      <w:r>
+        <w:rPr>
+          <w:rFonts w:ascii="Times New Roman" w:eastAsia="Arial" w:hAnsi="Times New Roman" w:cs="Times New Roman"/>
+        </w:rPr>
+        <w:t xml:space="preserve"> University of Georgia, Athens, GA, USA</w:t>
       </w:r>
     </w:p>
     <w:p>
@@ -157,13 +171,13 @@
           <w:rFonts w:ascii="Times New Roman" w:eastAsia="Arial" w:hAnsi="Times New Roman" w:cs="Times New Roman"/>
           <w:b/>
         </w:rPr>
-        <w:t>Institution:</w:t>
-      </w:r>
-      <w:r>
-        <w:rPr>
-          <w:rFonts w:ascii="Times New Roman" w:eastAsia="Arial" w:hAnsi="Times New Roman" w:cs="Times New Roman"/>
-        </w:rPr>
-        <w:t xml:space="preserve"> University of Georgia, Athens, GA, USA</w:t>
+        <w:t>Requested Period of Performance:</w:t>
+      </w:r>
+      <w:r>
+        <w:rPr>
+          <w:rFonts w:ascii="Times New Roman" w:eastAsia="Arial" w:hAnsi="Times New Roman" w:cs="Times New Roman"/>
+        </w:rPr>
+        <w:t xml:space="preserve"> 12 months</w:t>
       </w:r>
     </w:p>
     <w:p>
@@ -179,13 +193,13 @@
           <w:rFonts w:ascii="Times New Roman" w:eastAsia="Arial" w:hAnsi="Times New Roman" w:cs="Times New Roman"/>
           <w:b/>
         </w:rPr>
-        <w:t>Requested Period of Performance:</w:t>
-      </w:r>
-      <w:r>
-        <w:rPr>
-          <w:rFonts w:ascii="Times New Roman" w:eastAsia="Arial" w:hAnsi="Times New Roman" w:cs="Times New Roman"/>
-        </w:rPr>
-        <w:t xml:space="preserve"> 12 months</w:t>
+        <w:t>Approximate Budget Request:</w:t>
+      </w:r>
+      <w:r>
+        <w:rPr>
+          <w:rFonts w:ascii="Times New Roman" w:eastAsia="Arial" w:hAnsi="Times New Roman" w:cs="Times New Roman"/>
+        </w:rPr>
+        <w:t xml:space="preserve"> $267,300 (direct + indirect; see Section 6)</w:t>
       </w:r>
     </w:p>
     <w:p>
@@ -201,13 +215,58 @@
           <w:rFonts w:ascii="Times New Roman" w:eastAsia="Arial" w:hAnsi="Times New Roman" w:cs="Times New Roman"/>
           <w:b/>
         </w:rPr>
-        <w:t>Approximate Budget Request:</w:t>
-      </w:r>
-      <w:r>
-        <w:rPr>
-          <w:rFonts w:ascii="Times New Roman" w:eastAsia="Arial" w:hAnsi="Times New Roman" w:cs="Times New Roman"/>
-        </w:rPr>
-        <w:t xml:space="preserve"> $267,300 (direct + indirect; see Section 6)</w:t>
+        <w:t>Date:</w:t>
+      </w:r>
+      <w:r>
+        <w:rPr>
+          <w:rFonts w:ascii="Times New Roman" w:eastAsia="Arial" w:hAnsi="Times New Roman" w:cs="Times New Roman"/>
+        </w:rPr>
+        <w:t xml:space="preserve"> [INSERT] | </w:t>
+      </w:r>
+      <w:r>
+        <w:rPr>
+          <w:rFonts w:ascii="Times New Roman" w:eastAsia="Arial" w:hAnsi="Times New Roman" w:cs="Times New Roman"/>
+          <w:b/>
+        </w:rPr>
+        <w:t>Contact:</w:t>
+      </w:r>
+      <w:r>
+        <w:rPr>
+          <w:rFonts w:ascii="Times New Roman" w:eastAsia="Arial" w:hAnsi="Times New Roman" w:cs="Times New Roman"/>
+        </w:rPr>
+        <w:t xml:space="preserve"> [INSERT EMAIL / PHONE]</w:t>
+      </w:r>
+    </w:p>
+    <w:p>
+      <w:pPr>
+        <w:pStyle w:val="Heading2"/>
+        <w:rPr>
+          <w:rFonts w:ascii="Times New Roman" w:hAnsi="Times New Roman" w:cs="Times New Roman"/>
+        </w:rPr>
+      </w:pPr>
+      <w:bookmarkStart w:id="1" w:name="problem-statement"/>
+      <w:r>
+        <w:rPr>
+          <w:rFonts w:ascii="Times New Roman" w:hAnsi="Times New Roman" w:cs="Times New Roman"/>
+          <w:color w:val="000000"/>
+        </w:rPr>
+        <w:t>1. Problem Statement</w:t>
+      </w:r>
+      <w:bookmarkEnd w:id="1"/>
+    </w:p>
+    <w:p>
+      <w:pPr>
+        <w:pStyle w:val="FirstParagraph"/>
+        <w:spacing w:before="0" w:after="40"/>
+        <w:rPr>
+          <w:rFonts w:ascii="Times New Roman" w:hAnsi="Times New Roman" w:cs="Times New Roman"/>
+        </w:rPr>
+      </w:pPr>
+      <w:r>
+        <w:rPr>
+          <w:rFonts w:ascii="Times New Roman" w:eastAsia="Arial" w:hAnsi="Times New Roman" w:cs="Times New Roman"/>
+        </w:rPr>
+        <w:t>Every operational biosurveillance program faces the same budget meeting: someone asks what another million dollars buys, and no one can answer in days of warning. The question is not rhetorical — it determines site counts, sampling cadence, and sequencing depth for CDC Biothreat Radar, NWSS, TGS, and their international counterparts — and it is currently answered by intuition.</w:t>
       </w:r>
     </w:p>
     <w:p>
@@ -221,28 +280,75 @@
       <w:r>
         <w:rPr>
           <w:rFonts w:ascii="Times New Roman" w:eastAsia="Arial" w:hAnsi="Times New Roman" w:cs="Times New Roman"/>
+        </w:rPr>
+        <w:t xml:space="preserve">Two gaps make it unanswerable. First, </w:t>
+      </w:r>
+      <w:r>
+        <w:rPr>
+          <w:rFonts w:ascii="Times New Roman" w:eastAsia="Arial" w:hAnsi="Times New Roman" w:cs="Times New Roman"/>
           <w:b/>
         </w:rPr>
-        <w:t>Date:</w:t>
-      </w:r>
-      <w:r>
-        <w:rPr>
-          <w:rFonts w:ascii="Times New Roman" w:eastAsia="Arial" w:hAnsi="Times New Roman" w:cs="Times New Roman"/>
-        </w:rPr>
-        <w:t xml:space="preserve"> [INSERT] | </w:t>
+        <w:t>the detection endpoint itself is undefined.</w:t>
+      </w:r>
+      <w:r>
+        <w:rPr>
+          <w:rFonts w:ascii="Times New Roman" w:eastAsia="Arial" w:hAnsi="Times New Roman" w:cs="Times New Roman"/>
+        </w:rPr>
+        <w:t xml:space="preserve"> Cost-sensitivity models must assume a bioinformatic detection threshold, because no one has characterized one operationally: three reads at 10⁻⁷ relative abundance in one sample cannot be distinguished from noise, and essentially all deployed MGS analysis is single-sample, discarding the time dimension where the signal actually lives. An agent growing exponentially produces a </w:t>
+      </w:r>
+      <w:r>
+        <w:rPr>
+          <w:rFonts w:ascii="Times New Roman" w:eastAsia="Arial" w:hAnsi="Times New Roman" w:cs="Times New Roman"/>
+          <w:i/>
+        </w:rPr>
+        <w:t>trajectory</w:t>
+      </w:r>
+      <w:r>
+        <w:rPr>
+          <w:rFonts w:ascii="Times New Roman" w:eastAsia="Arial" w:hAnsi="Times New Roman" w:cs="Times New Roman"/>
+        </w:rPr>
+        <w:t xml:space="preserve">, and a trajectory is detectable long before any single timepoint clears a threshold. Second, </w:t>
       </w:r>
       <w:r>
         <w:rPr>
           <w:rFonts w:ascii="Times New Roman" w:eastAsia="Arial" w:hAnsi="Times New Roman" w:cs="Times New Roman"/>
           <w:b/>
         </w:rPr>
-        <w:t>Contact:</w:t>
-      </w:r>
-      <w:r>
-        <w:rPr>
-          <w:rFonts w:ascii="Times New Roman" w:eastAsia="Arial" w:hAnsi="Times New Roman" w:cs="Times New Roman"/>
-        </w:rPr>
-        <w:t xml:space="preserve"> [INSERT EMAIL / PHONE]</w:t>
+        <w:t>the modeling chain is broken at the joints.</w:t>
+      </w:r>
+      <w:r>
+        <w:rPr>
+          <w:rFonts w:ascii="Times New Roman" w:eastAsia="Arial" w:hAnsi="Times New Roman" w:cs="Times New Roman"/>
+        </w:rPr>
+        <w:t xml:space="preserve"> Shedding models, P2RA relative-abundance factors, cost models, and siting analyses exist as separate literatures with incompatible parameterizations, so no one can propagate uncertainty from a shedding parameter through to a deployment decision.</w:t>
+      </w:r>
+    </w:p>
+    <w:p>
+      <w:pPr>
+        <w:pStyle w:val="BodyText"/>
+        <w:spacing w:before="0" w:after="40"/>
+        <w:rPr>
+          <w:rFonts w:ascii="Times New Roman" w:hAnsi="Times New Roman" w:cs="Times New Roman"/>
+        </w:rPr>
+      </w:pPr>
+      <w:r>
+        <w:rPr>
+          <w:rFonts w:ascii="Times New Roman" w:eastAsia="Arial" w:hAnsi="Times New Roman" w:cs="Times New Roman"/>
+        </w:rPr>
+        <w:t xml:space="preserve">LEAD-MGS closes both. We will build a sequential detection framework whose </w:t>
+      </w:r>
+      <w:r>
+        <w:rPr>
+          <w:rFonts w:ascii="Times New Roman" w:eastAsia="Arial" w:hAnsi="Times New Roman" w:cs="Times New Roman"/>
+          <w:i/>
+        </w:rPr>
+        <w:t>measured</w:t>
+      </w:r>
+      <w:r>
+        <w:rPr>
+          <w:rFonts w:ascii="Times New Roman" w:eastAsia="Arial" w:hAnsi="Times New Roman" w:cs="Times New Roman"/>
+        </w:rPr>
+        <w:t xml:space="preserve"> operating characteristic — detection delay at a fixed false-alert rate — becomes the calibration input to a differentiable end-to-end simulator that maps budget directly to lead time, then validate the whole chain against events that actually happened.</w:t>
       </w:r>
     </w:p>
     <w:p>
@@ -252,187 +358,30 @@
           <w:rFonts w:ascii="Times New Roman" w:hAnsi="Times New Roman" w:cs="Times New Roman"/>
         </w:rPr>
       </w:pPr>
-      <w:bookmarkStart w:id="1" w:name="problem-statement"/>
+      <w:bookmarkStart w:id="2" w:name="technical-approach"/>
       <w:r>
         <w:rPr>
           <w:rFonts w:ascii="Times New Roman" w:hAnsi="Times New Roman" w:cs="Times New Roman"/>
           <w:color w:val="000000"/>
         </w:rPr>
-        <w:t>1. Problem Statement</w:t>
-      </w:r>
-      <w:bookmarkEnd w:id="1"/>
-    </w:p>
-    <w:p>
-      <w:pPr>
-        <w:pStyle w:val="FirstParagraph"/>
-        <w:spacing w:before="0" w:after="40"/>
-        <w:rPr>
-          <w:rFonts w:ascii="Times New Roman" w:hAnsi="Times New Roman" w:cs="Times New Roman"/>
-        </w:rPr>
-      </w:pPr>
-      <w:r>
-        <w:rPr>
-          <w:rFonts w:ascii="Times New Roman" w:eastAsia="Arial" w:hAnsi="Times New Roman" w:cs="Times New Roman"/>
-        </w:rPr>
-        <w:t>Every operational biosurveillance program faces the same budget meeting: someone asks what another mi</w:t>
-      </w:r>
-      <w:r>
-        <w:rPr>
-          <w:rFonts w:ascii="Times New Roman" w:eastAsia="Arial" w:hAnsi="Times New Roman" w:cs="Times New Roman"/>
-        </w:rPr>
-        <w:t xml:space="preserve">llion dollars buys, and no one can answer in days of warning. The question is not rhetorical — it determines site counts, sampling cadence, and sequencing depth for CDC Biothreat Radar, NWSS, TGS, and their international counterparts — and it is currently </w:t>
-      </w:r>
-      <w:r>
-        <w:rPr>
-          <w:rFonts w:ascii="Times New Roman" w:eastAsia="Arial" w:hAnsi="Times New Roman" w:cs="Times New Roman"/>
-        </w:rPr>
-        <w:t>answered by intuition.</w:t>
-      </w:r>
-    </w:p>
-    <w:p>
-      <w:pPr>
-        <w:pStyle w:val="BodyText"/>
-        <w:spacing w:before="0" w:after="40"/>
-        <w:rPr>
-          <w:rFonts w:ascii="Times New Roman" w:hAnsi="Times New Roman" w:cs="Times New Roman"/>
-        </w:rPr>
-      </w:pPr>
-      <w:r>
-        <w:rPr>
-          <w:rFonts w:ascii="Times New Roman" w:eastAsia="Arial" w:hAnsi="Times New Roman" w:cs="Times New Roman"/>
-        </w:rPr>
-        <w:t xml:space="preserve">Two gaps make it unanswerable. First, </w:t>
-      </w:r>
-      <w:r>
-        <w:rPr>
-          <w:rFonts w:ascii="Times New Roman" w:eastAsia="Arial" w:hAnsi="Times New Roman" w:cs="Times New Roman"/>
-          <w:b/>
-        </w:rPr>
-        <w:t>the detection endpoint itself is undefined.</w:t>
-      </w:r>
-      <w:r>
-        <w:rPr>
-          <w:rFonts w:ascii="Times New Roman" w:eastAsia="Arial" w:hAnsi="Times New Roman" w:cs="Times New Roman"/>
-        </w:rPr>
-        <w:t xml:space="preserve"> Cost-sensitivity models must assume a bioinformatic detection threshold, because no one has characterized one operationally: three reads at 10⁻⁷ relati</w:t>
-      </w:r>
-      <w:r>
-        <w:rPr>
-          <w:rFonts w:ascii="Times New Roman" w:eastAsia="Arial" w:hAnsi="Times New Roman" w:cs="Times New Roman"/>
-        </w:rPr>
-        <w:t xml:space="preserve">ve abundance in one sample cannot be distinguished from noise, and essentially all deployed MGS analysis is single-sample, discarding the time dimension where the signal actually lives. An agent growing exponentially produces a </w:t>
-      </w:r>
-      <w:r>
-        <w:rPr>
-          <w:rFonts w:ascii="Times New Roman" w:eastAsia="Arial" w:hAnsi="Times New Roman" w:cs="Times New Roman"/>
-          <w:i/>
-        </w:rPr>
-        <w:t>trajectory</w:t>
-      </w:r>
-      <w:r>
-        <w:rPr>
-          <w:rFonts w:ascii="Times New Roman" w:eastAsia="Arial" w:hAnsi="Times New Roman" w:cs="Times New Roman"/>
-        </w:rPr>
-        <w:t>, and a trajectory</w:t>
-      </w:r>
-      <w:r>
-        <w:rPr>
-          <w:rFonts w:ascii="Times New Roman" w:eastAsia="Arial" w:hAnsi="Times New Roman" w:cs="Times New Roman"/>
-        </w:rPr>
-        <w:t xml:space="preserve"> is detectable long before any single timepoint clears a threshold. Second, </w:t>
-      </w:r>
-      <w:r>
-        <w:rPr>
-          <w:rFonts w:ascii="Times New Roman" w:eastAsia="Arial" w:hAnsi="Times New Roman" w:cs="Times New Roman"/>
-          <w:b/>
-        </w:rPr>
-        <w:t>the modeling chain is broken at the joints.</w:t>
-      </w:r>
-      <w:r>
-        <w:rPr>
-          <w:rFonts w:ascii="Times New Roman" w:eastAsia="Arial" w:hAnsi="Times New Roman" w:cs="Times New Roman"/>
-        </w:rPr>
-        <w:t xml:space="preserve"> Shedding models, P2RA relative-abundance factors, cost models, and siting analyses exist as separate literatures with incompatible param</w:t>
-      </w:r>
-      <w:r>
-        <w:rPr>
-          <w:rFonts w:ascii="Times New Roman" w:eastAsia="Arial" w:hAnsi="Times New Roman" w:cs="Times New Roman"/>
-        </w:rPr>
-        <w:t>eterizations, so no one can propagate uncertainty from a shedding parameter through to a deployment decision.</w:t>
-      </w:r>
-    </w:p>
-    <w:p>
-      <w:pPr>
-        <w:pStyle w:val="BodyText"/>
-        <w:spacing w:before="0" w:after="40"/>
-        <w:rPr>
-          <w:rFonts w:ascii="Times New Roman" w:hAnsi="Times New Roman" w:cs="Times New Roman"/>
-        </w:rPr>
-      </w:pPr>
-      <w:r>
-        <w:rPr>
-          <w:rFonts w:ascii="Times New Roman" w:eastAsia="Arial" w:hAnsi="Times New Roman" w:cs="Times New Roman"/>
-        </w:rPr>
-        <w:t xml:space="preserve">DPD closes both. We will build a sequential detection framework whose </w:t>
-      </w:r>
-      <w:r>
-        <w:rPr>
-          <w:rFonts w:ascii="Times New Roman" w:eastAsia="Arial" w:hAnsi="Times New Roman" w:cs="Times New Roman"/>
-          <w:i/>
-        </w:rPr>
-        <w:t>measured</w:t>
-      </w:r>
-      <w:r>
-        <w:rPr>
-          <w:rFonts w:ascii="Times New Roman" w:eastAsia="Arial" w:hAnsi="Times New Roman" w:cs="Times New Roman"/>
-        </w:rPr>
-        <w:t xml:space="preserve"> operating characteristic — detection delay at a fixed false-alert r</w:t>
-      </w:r>
-      <w:r>
-        <w:rPr>
-          <w:rFonts w:ascii="Times New Roman" w:eastAsia="Arial" w:hAnsi="Times New Roman" w:cs="Times New Roman"/>
-        </w:rPr>
-        <w:t>ate — becomes the calibration input to a differentiable end-to-end simulator that maps budget directly to lead time, then validate the whole chain against events that actually happened.</w:t>
-      </w:r>
-    </w:p>
-    <w:p>
-      <w:pPr>
-        <w:pStyle w:val="Heading2"/>
-        <w:rPr>
-          <w:rFonts w:ascii="Times New Roman" w:hAnsi="Times New Roman" w:cs="Times New Roman"/>
-        </w:rPr>
-      </w:pPr>
-      <w:bookmarkStart w:id="2" w:name="technical-approach"/>
+        <w:t>2. Technical Approach</w:t>
+      </w:r>
+      <w:bookmarkEnd w:id="2"/>
+    </w:p>
+    <w:p>
+      <w:pPr>
+        <w:pStyle w:val="Heading3"/>
+        <w:rPr>
+          <w:rFonts w:ascii="Times New Roman" w:hAnsi="Times New Roman" w:cs="Times New Roman"/>
+        </w:rPr>
+      </w:pPr>
+      <w:bookmarkStart w:id="3" w:name="X91fbe3666a4faf9a99344484be20814583fa5d4"/>
       <w:r>
         <w:rPr>
           <w:rFonts w:ascii="Times New Roman" w:hAnsi="Times New Roman" w:cs="Times New Roman"/>
           <w:color w:val="000000"/>
         </w:rPr>
-        <w:t>2. Technical Approach</w:t>
-      </w:r>
-      <w:bookmarkEnd w:id="2"/>
-    </w:p>
-    <w:p>
-      <w:pPr>
-        <w:pStyle w:val="Heading3"/>
-        <w:rPr>
-          <w:rFonts w:ascii="Times New Roman" w:hAnsi="Times New Roman" w:cs="Times New Roman"/>
-        </w:rPr>
-      </w:pPr>
-      <w:bookmarkStart w:id="3" w:name="X91fbe3666a4faf9a99344484be20814583fa5d4"/>
-      <w:r>
-        <w:rPr>
-          <w:rFonts w:ascii="Times New Roman" w:hAnsi="Times New Roman" w:cs="Times New Roman"/>
-          <w:color w:val="000000"/>
-        </w:rPr>
-        <w:t>Aim 1 — Anytime-valid sequential detection on MG</w:t>
-      </w:r>
-      <w:r>
-        <w:rPr>
-          <w:rFonts w:ascii="Times New Roman" w:hAnsi="Times New Roman" w:cs="Times New Roman"/>
-          <w:color w:val="000000"/>
-        </w:rPr>
-        <w:t>S time series (Months 1–7)</w:t>
+        <w:t>Aim 1 — Anytime-valid sequential detection on MGS time series (Months 1–7)</w:t>
       </w:r>
       <w:bookmarkEnd w:id="3"/>
     </w:p>
@@ -565,8 +514,6 @@
         </w:rPr>
         <w:t xml:space="preserve"> </w:t>
       </w:r>
-      <w:bookmarkStart w:id="4" w:name="_GoBack"/>
-      <w:bookmarkEnd w:id="4"/>
     </w:p>
     <w:p>
       <w:pPr>
@@ -587,31 +534,7 @@
         <w:rPr>
           <w:rFonts w:ascii="Times New Roman" w:eastAsia="Arial" w:hAnsi="Times New Roman" w:cs="Times New Roman"/>
         </w:rPr>
-        <w:t xml:space="preserve"> Sequence clusters are built by this project, not assumed: reads are assign</w:t>
-      </w:r>
-      <w:r>
-        <w:rPr>
-          <w:rFonts w:ascii="Times New Roman" w:eastAsia="Arial" w:hAnsi="Times New Roman" w:cs="Times New Roman"/>
-        </w:rPr>
-        <w:t>ed by a fixed minimizer/k-mer hashing scheme frozen at project start, so cluster identity is stable across time by construction rather than by post-hoc matching — the precondition without which Yi(t) is not a time series at all. We deliberately avoid assem</w:t>
-      </w:r>
-      <w:r>
-        <w:rPr>
-          <w:rFonts w:ascii="Times New Roman" w:eastAsia="Arial" w:hAnsi="Times New Roman" w:cs="Times New Roman"/>
-        </w:rPr>
-        <w:t>bly-based clustering, which fails at the 10⁻⁷ abundances where early warning lives. The step is streaming and single-pass at roughly 10⁷–10⁸ bp/s/core, so a program already processing billions of read pairs per day adds a couple of core-hours and no GPU; t</w:t>
-      </w:r>
-      <w:r>
-        <w:rPr>
-          <w:rFonts w:ascii="Times New Roman" w:eastAsia="Arial" w:hAnsi="Times New Roman" w:cs="Times New Roman"/>
-        </w:rPr>
-        <w:t>he sequential layer on top is O(1) per cluster per timepoint and costs seconds. A cold-start rule handles clusters first appearing mid-series, and building the count time series for the NWSS and CASPER archives is a one-time cost borne on the GACRC cluster</w:t>
-      </w:r>
-      <w:r>
-        <w:rPr>
-          <w:rFonts w:ascii="Times New Roman" w:eastAsia="Arial" w:hAnsi="Times New Roman" w:cs="Times New Roman"/>
-        </w:rPr>
-        <w:t>.</w:t>
+        <w:t xml:space="preserve"> Sequence clusters are built by this project, not assumed: reads are assigned by a fixed minimizer/k-mer hashing scheme frozen at project start, so cluster identity is stable across time by construction rather than by post-hoc matching — the precondition without which Yi(t) is not a time series at all. We deliberately avoid assembly-based clustering, which fails at the 10⁻⁷ abundances where early warning lives. The step is streaming and single-pass at roughly 10⁷–10⁸ bp/s/core, so a program already processing billions of read pairs per day adds a couple of core-hours and no GPU; the sequential layer on top is O(1) per cluster per timepoint and costs seconds. A cold-start rule handles clusters first appearing mid-series, and building the count time series for the NWSS and CASPER archives is a one-time cost borne on the GACRC cluster.</w:t>
       </w:r>
     </w:p>
     <w:p>
@@ -633,19 +556,7 @@
         <w:rPr>
           <w:rFonts w:ascii="Times New Roman" w:eastAsia="Arial" w:hAnsi="Times New Roman" w:cs="Times New Roman"/>
         </w:rPr>
-        <w:t xml:space="preserve"> Read counts for each cluster are modeled as negative-binomial / Dirichlet-multinomial conditional on library depth, with explicit terms for run and batch effects, fecal-strength normalization (PMMoV, crAssphage), flow and dilution cova</w:t>
-      </w:r>
-      <w:r>
-        <w:rPr>
-          <w:rFonts w:ascii="Times New Roman" w:eastAsia="Arial" w:hAnsi="Times New Roman" w:cs="Times New Roman"/>
-        </w:rPr>
-        <w:t>riates, and extraction-control efficiency. Compositionality is handled directly rather than assumed away — a taxon’s relative abundance can fall while its absolute load rises, and ignoring this manufactures both false alarms and false reassurance. We syste</w:t>
-      </w:r>
-      <w:r>
-        <w:rPr>
-          <w:rFonts w:ascii="Times New Roman" w:eastAsia="Arial" w:hAnsi="Times New Roman" w:cs="Times New Roman"/>
-        </w:rPr>
-        <w:t>matically compare normalization strategies, itself an open question the RFP names.</w:t>
+        <w:t xml:space="preserve"> Read counts for each cluster are modeled as negative-binomial / Dirichlet-multinomial conditional on library depth, with explicit terms for run and batch effects, fecal-strength normalization (PMMoV, crAssphage), flow and dilution covariates, and extraction-control efficiency. Compositionality is handled directly rather than assumed away — a taxon’s relative abundance can fall while its absolute load rises, and ignoring this manufactures both false alarms and false reassurance. We systematically compare normalization strategies, itself an open question the RFP names.</w:t>
       </w:r>
       <w:r>
         <w:rPr>
@@ -672,6 +583,7 @@
           <w:szCs w:val="18"/>
         </w:rPr>
       </w:pPr>
+      <w:bookmarkStart w:id="4" w:name="_GoBack"/>
       <w:r>
         <w:rPr>
           <w:rFonts w:ascii="Times New Roman" w:hAnsi="Times New Roman" w:cs="Times New Roman"/>
@@ -680,8 +592,8 @@
         <w:lastRenderedPageBreak/>
         <w:drawing>
           <wp:inline distT="0" distB="0" distL="0" distR="0">
-            <wp:extent cx="2411783" cy="1215799"/>
-            <wp:effectExtent l="0" t="0" r="7620" b="3810"/>
+            <wp:extent cx="2960179" cy="1492250"/>
+            <wp:effectExtent l="0" t="0" r="0" b="0"/>
             <wp:docPr id="2" name="Picture 2"/>
             <wp:cNvGraphicFramePr>
               <a:graphicFrameLocks xmlns:a="http://schemas.openxmlformats.org/drawingml/2006/main" noChangeAspect="1"/>
@@ -708,7 +620,7 @@
                   <pic:spPr>
                     <a:xfrm>
                       <a:off x="0" y="0"/>
-                      <a:ext cx="2563079" cy="1292069"/>
+                      <a:ext cx="3160372" cy="1593169"/>
                     </a:xfrm>
                     <a:prstGeom prst="rect">
                       <a:avLst/>
@@ -720,6 +632,7 @@
           </wp:inline>
         </w:drawing>
       </w:r>
+      <w:bookmarkEnd w:id="4"/>
     </w:p>
     <w:p>
       <w:pPr>
@@ -751,11 +664,24 @@
     <w:p>
       <w:pPr>
         <w:pStyle w:val="BodyText"/>
-        <w:spacing w:before="0" w:after="40"/>
-        <w:rPr>
-          <w:rFonts w:ascii="Times New Roman" w:hAnsi="Times New Roman" w:cs="Times New Roman"/>
-        </w:rPr>
-      </w:pPr>
+        <w:spacing w:before="200" w:after="40"/>
+        <w:rPr>
+          <w:rFonts w:ascii="Times New Roman" w:hAnsi="Times New Roman" w:cs="Times New Roman"/>
+        </w:rPr>
+      </w:pPr>
+      <w:r>
+        <w:rPr>
+          <w:rFonts w:ascii="Times New Roman" w:eastAsia="Arial" w:hAnsi="Times New Roman" w:cs="Times New Roman"/>
+          <w:i/>
+        </w:rPr>
+        <w:t>Sequential test.</w:t>
+      </w:r>
+      <w:r>
+        <w:rPr>
+          <w:rFonts w:ascii="Times New Roman" w:eastAsia="Arial" w:hAnsi="Times New Roman" w:cs="Times New Roman"/>
+        </w:rPr>
+        <w:t xml:space="preserve"> Bayesian online change-point detection [1] and CUSUM [2] on log-abundance trajectories, plus e-value / test-martingale sequential tests that are anytime-valid [3,4]. This is methodologically load-bearing: an operational program looks at its data every week, and classical fixed-sample FDR control is invalid under repeated looks. E-processes with e-BH multiplicity control [5] give valid inference at every peek, at a quantified cost in power we report rather than hide. Site-specific empirical nulls are built from historical baselines so that thresholds are calibrated to each catchment rather than imported.</w:t>
+      </w:r>
     </w:p>
     <w:p>
       <w:pPr>
@@ -770,38 +696,26 @@
           <w:rFonts w:ascii="Times New Roman" w:eastAsia="Arial" w:hAnsi="Times New Roman" w:cs="Times New Roman"/>
           <w:i/>
         </w:rPr>
-        <w:t>Sequential test.</w:t>
-      </w:r>
-      <w:r>
-        <w:rPr>
-          <w:rFonts w:ascii="Times New Roman" w:eastAsia="Arial" w:hAnsi="Times New Roman" w:cs="Times New Roman"/>
-        </w:rPr>
-        <w:t xml:space="preserve"> Bayesian online change-point detection and CUSUM on log-abundance trajectories, plus </w:t>
+        <w:t>Primary metric.</w:t>
+      </w:r>
+      <w:r>
+        <w:rPr>
+          <w:rFonts w:ascii="Times New Roman" w:eastAsia="Arial" w:hAnsi="Times New Roman" w:cs="Times New Roman"/>
+        </w:rPr>
+        <w:t xml:space="preserve"> Not AUC. We report the </w:t>
       </w:r>
       <w:r>
         <w:rPr>
           <w:rFonts w:ascii="Times New Roman" w:eastAsia="Arial" w:hAnsi="Times New Roman" w:cs="Times New Roman"/>
           <w:b/>
         </w:rPr>
-        <w:t>e-value / test-martingale sequential tests that are anytime-valid</w:t>
-      </w:r>
-      <w:r>
-        <w:rPr>
-          <w:rFonts w:ascii="Times New Roman" w:eastAsia="Arial" w:hAnsi="Times New Roman" w:cs="Times New Roman"/>
-        </w:rPr>
-        <w:t>. This</w:t>
-      </w:r>
-      <w:r>
-        <w:rPr>
-          <w:rFonts w:ascii="Times New Roman" w:eastAsia="Arial" w:hAnsi="Times New Roman" w:cs="Times New Roman"/>
-        </w:rPr>
-        <w:t xml:space="preserve"> is methodologically load-bearing: an operational program looks at its data every week, and classical fixed-sample FDR control is invalid under repeated looks. E-processes with e-BH multiplicity control give valid inference at every peek, at a quantified c</w:t>
-      </w:r>
-      <w:r>
-        <w:rPr>
-          <w:rFonts w:ascii="Times New Roman" w:eastAsia="Arial" w:hAnsi="Times New Roman" w:cs="Times New Roman"/>
-        </w:rPr>
-        <w:t>ost in power we report rather than hide. Site-specific empirical nulls are built from historical baselines so that thresholds are calibrated to each catchment rather than imported.</w:t>
+        <w:t>detection-delay distribution at a fixed false-alert rate</w:t>
+      </w:r>
+      <w:r>
+        <w:rPr>
+          <w:rFonts w:ascii="Times New Roman" w:eastAsia="Arial" w:hAnsi="Times New Roman" w:cs="Times New Roman"/>
+        </w:rPr>
+        <w:t xml:space="preserve"> — the surveillance analogue of average run length — because that is the quantity an operator and a funder can both act on. We also deliver growth-rate and doubling-time estimates with honest uncertainty, directly answering the RFP’s question about a taxon’s trajectory.</w:t>
       </w:r>
     </w:p>
     <w:p>
@@ -817,39 +731,99 @@
           <w:rFonts w:ascii="Times New Roman" w:eastAsia="Arial" w:hAnsi="Times New Roman" w:cs="Times New Roman"/>
           <w:i/>
         </w:rPr>
-        <w:t>Primary metric.</w:t>
-      </w:r>
-      <w:r>
-        <w:rPr>
-          <w:rFonts w:ascii="Times New Roman" w:eastAsia="Arial" w:hAnsi="Times New Roman" w:cs="Times New Roman"/>
-        </w:rPr>
-        <w:t xml:space="preserve"> Not AUC. We report the </w:t>
+        <w:t>Data.</w:t>
+      </w:r>
+      <w:r>
+        <w:rPr>
+          <w:rFonts w:ascii="Times New Roman" w:eastAsia="Arial" w:hAnsi="Times New Roman" w:cs="Times New Roman"/>
+        </w:rPr>
+        <w:t xml:space="preserve"> NWSS (PRJNA747181) and CASPER (PRJNA1247874) time series as the primary substrate, Tisza et al. 2023 (PRJNA966185) and Wolfe et al. 2026 (PRJNA1438722) for capture-based contrast, and Zephyr/Broad nasal swabs (PRJNA1052714) to test transfer across sample types with different shedding and pooling structure.</w:t>
+      </w:r>
+    </w:p>
+    <w:p>
+      <w:pPr>
+        <w:pStyle w:val="Heading3"/>
+        <w:rPr>
+          <w:rFonts w:ascii="Times New Roman" w:hAnsi="Times New Roman" w:cs="Times New Roman"/>
+        </w:rPr>
+      </w:pPr>
+      <w:bookmarkStart w:id="5" w:name="Xe7468d376ed992b9d1e2944a77c8ff13099f51b"/>
+      <w:r>
+        <w:rPr>
+          <w:rFonts w:ascii="Times New Roman" w:hAnsi="Times New Roman" w:cs="Times New Roman"/>
+          <w:color w:val="000000"/>
+        </w:rPr>
+        <w:t xml:space="preserve">Aim 2 — </w:t>
+      </w:r>
+      <w:r>
+        <w:rPr>
+          <w:rStyle w:val="VerbatimChar"/>
+          <w:rFonts w:ascii="Times New Roman" w:hAnsi="Times New Roman" w:cs="Times New Roman"/>
+          <w:color w:val="000000"/>
+        </w:rPr>
+        <w:t>leadtime</w:t>
+      </w:r>
+      <w:r>
+        <w:rPr>
+          <w:rFonts w:ascii="Times New Roman" w:hAnsi="Times New Roman" w:cs="Times New Roman"/>
+          <w:color w:val="000000"/>
+        </w:rPr>
+        <w:t>: a differentiable end-to-end budget-to-lead-time simulator (Months 3–11)</w:t>
+      </w:r>
+      <w:bookmarkEnd w:id="5"/>
+    </w:p>
+    <w:p>
+      <w:pPr>
+        <w:pStyle w:val="FirstParagraph"/>
+        <w:spacing w:before="0" w:after="40"/>
+        <w:rPr>
+          <w:rFonts w:ascii="Times New Roman" w:hAnsi="Times New Roman" w:cs="Times New Roman"/>
+        </w:rPr>
+      </w:pPr>
+      <w:r>
+        <w:rPr>
+          <w:rFonts w:ascii="Times New Roman" w:eastAsia="Arial" w:hAnsi="Times New Roman" w:cs="Times New Roman"/>
+        </w:rPr>
+        <w:t xml:space="preserve">We will implement the full causal chain as a single differentiable JAX pipeline: pathogen introduction → epidemic growth (branching process with overdispersion </w:t>
+      </w:r>
+      <w:r>
+        <w:rPr>
+          <w:rFonts w:ascii="Times New Roman" w:eastAsia="Arial" w:hAnsi="Times New Roman" w:cs="Times New Roman"/>
+          <w:i/>
+        </w:rPr>
+        <w:t>k</w:t>
+      </w:r>
+      <w:r>
+        <w:rPr>
+          <w:rFonts w:ascii="Times New Roman" w:eastAsia="Arial" w:hAnsi="Times New Roman" w:cs="Times New Roman"/>
+        </w:rPr>
+        <w:t xml:space="preserve">, plus SEIR comparison) → sample-type-specific shedding kinetics → catchment capture and collection cadence → wet-lab efficiency including extraction, library complexity, and duplication → sequencing depth and read allocation → </w:t>
       </w:r>
       <w:r>
         <w:rPr>
           <w:rFonts w:ascii="Times New Roman" w:eastAsia="Arial" w:hAnsi="Times New Roman" w:cs="Times New Roman"/>
           <w:b/>
         </w:rPr>
-        <w:t>detection-delay distribution at a fi</w:t>
+        <w:t>bioinformatic sensitivity curve calibrated by Aim 1’s measured operating characteristic</w:t>
+      </w:r>
+      <w:r>
+        <w:rPr>
+          <w:rFonts w:ascii="Times New Roman" w:eastAsia="Arial" w:hAnsi="Times New Roman" w:cs="Times New Roman"/>
+        </w:rPr>
+        <w:t xml:space="preserve"> → alerting rule → </w:t>
       </w:r>
       <w:r>
         <w:rPr>
           <w:rFonts w:ascii="Times New Roman" w:eastAsia="Arial" w:hAnsi="Times New Roman" w:cs="Times New Roman"/>
           <w:b/>
         </w:rPr>
-        <w:t>xed false-alert rate</w:t>
-      </w:r>
-      <w:r>
-        <w:rPr>
-          <w:rFonts w:ascii="Times New Roman" w:eastAsia="Arial" w:hAnsi="Times New Roman" w:cs="Times New Roman"/>
-        </w:rPr>
-        <w:t xml:space="preserve"> — the surveillance analogue of average run length — because that is the quantity an operator and a funder can both act on. We also deliver growth-rate and doubling-time estimates with honest uncertainty, directly answering the RFP’s qu</w:t>
-      </w:r>
-      <w:r>
-        <w:rPr>
-          <w:rFonts w:ascii="Times New Roman" w:eastAsia="Arial" w:hAnsi="Times New Roman" w:cs="Times New Roman"/>
-        </w:rPr>
-        <w:t>estion about a taxon’s trajectory.</w:t>
+        <w:t>lead-time distribution relative to status-quo syndromic detection</w:t>
+      </w:r>
+      <w:r>
+        <w:rPr>
+          <w:rFonts w:ascii="Times New Roman" w:eastAsia="Arial" w:hAnsi="Times New Roman" w:cs="Times New Roman"/>
+        </w:rPr>
+        <w:t>.</w:t>
       </w:r>
     </w:p>
     <w:p>
@@ -863,21 +837,64 @@
       <w:r>
         <w:rPr>
           <w:rFonts w:ascii="Times New Roman" w:eastAsia="Arial" w:hAnsi="Times New Roman" w:cs="Times New Roman"/>
+        </w:rPr>
+        <w:t xml:space="preserve">The coupling to Aim 1 is the point of the project. Existing cost models must </w:t>
+      </w:r>
+      <w:r>
+        <w:rPr>
+          <w:rFonts w:ascii="Times New Roman" w:eastAsia="Arial" w:hAnsi="Times New Roman" w:cs="Times New Roman"/>
           <w:i/>
         </w:rPr>
-        <w:t>Data.</w:t>
-      </w:r>
-      <w:r>
-        <w:rPr>
-          <w:rFonts w:ascii="Times New Roman" w:eastAsia="Arial" w:hAnsi="Times New Roman" w:cs="Times New Roman"/>
-        </w:rPr>
-        <w:t xml:space="preserve"> NWSS (PRJNA747181) and CASPER (PRJNA1247874) time series as the primary substrate, Tisza et al. 2023 (PRJNA966185) and Wolfe et al. 2026 (PRJNA1438722) for capture-based contrast, and Zephyr/Broad nasal swabs (PRJNA</w:t>
-      </w:r>
-      <w:r>
-        <w:rPr>
-          <w:rFonts w:ascii="Times New Roman" w:eastAsia="Arial" w:hAnsi="Times New Roman" w:cs="Times New Roman"/>
-        </w:rPr>
-        <w:t>1052714) to test transfer across sample types with different shedding and pooling structure.</w:t>
+        <w:t>assume</w:t>
+      </w:r>
+      <w:r>
+        <w:rPr>
+          <w:rFonts w:ascii="Times New Roman" w:eastAsia="Arial" w:hAnsi="Times New Roman" w:cs="Times New Roman"/>
+        </w:rPr>
+        <w:t xml:space="preserve"> a detection threshold; ours </w:t>
+      </w:r>
+      <w:r>
+        <w:rPr>
+          <w:rFonts w:ascii="Times New Roman" w:eastAsia="Arial" w:hAnsi="Times New Roman" w:cs="Times New Roman"/>
+          <w:i/>
+        </w:rPr>
+        <w:t>measures</w:t>
+      </w:r>
+      <w:r>
+        <w:rPr>
+          <w:rFonts w:ascii="Times New Roman" w:eastAsia="Arial" w:hAnsi="Times New Roman" w:cs="Times New Roman"/>
+        </w:rPr>
+        <w:t xml:space="preserve"> one on real wastewater and real pooled swabs, so the resulting dollar-to-days curve rests on an empirical foundation rather than a plausible-sounding constant.</w:t>
+      </w:r>
+    </w:p>
+    <w:p>
+      <w:pPr>
+        <w:pStyle w:val="BodyText"/>
+        <w:spacing w:before="0" w:after="40"/>
+        <w:rPr>
+          <w:rFonts w:ascii="Times New Roman" w:hAnsi="Times New Roman" w:cs="Times New Roman"/>
+        </w:rPr>
+      </w:pPr>
+      <w:r>
+        <w:rPr>
+          <w:rFonts w:ascii="Times New Roman" w:eastAsia="Arial" w:hAnsi="Times New Roman" w:cs="Times New Roman"/>
+        </w:rPr>
+        <w:t>We build on and extend Grimm et al. 2025 (P2RA) [6], generalizing a point relative-abundance factor into a time-resolved, uncertainty-propagating quantity, cross-checked against EpiSewer- [7] and wwinference-style formulations adapted to the compositional MGS setting. Because the pipeline is differentiable, budget allocation becomes gradient-based constrained optimization over site count, cadence, depth, and sample-type mix — rather than the coarse grid search current practice permits.</w:t>
+      </w:r>
+    </w:p>
+    <w:p>
+      <w:pPr>
+        <w:pStyle w:val="BodyText"/>
+        <w:spacing w:before="0" w:after="40"/>
+        <w:rPr>
+          <w:rFonts w:ascii="Times New Roman" w:hAnsi="Times New Roman" w:cs="Times New Roman"/>
+        </w:rPr>
+      </w:pPr>
+      <w:r>
+        <w:rPr>
+          <w:rFonts w:ascii="Times New Roman" w:eastAsia="Arial" w:hAnsi="Times New Roman" w:cs="Times New Roman"/>
+        </w:rPr>
+        <w:t>Parameter uncertainty is treated as a deliverable, not an embarrassment: Sobol global sensitivity analysis [8] identifies which parameters actually move the lead-time answer, telling Blueprint where measurement investment would most reduce decision uncertainty. Outputs are intervals; we decline to publish point estimates the data do not support.</w:t>
       </w:r>
     </w:p>
     <w:p>
@@ -887,30 +904,15 @@
           <w:rFonts w:ascii="Times New Roman" w:hAnsi="Times New Roman" w:cs="Times New Roman"/>
         </w:rPr>
       </w:pPr>
-      <w:bookmarkStart w:id="5" w:name="Xe7468d376ed992b9d1e2944a77c8ff13099f51b"/>
+      <w:bookmarkStart w:id="6" w:name="X996bd04722671af6388ace457f513481f096fa3"/>
       <w:r>
         <w:rPr>
           <w:rFonts w:ascii="Times New Roman" w:hAnsi="Times New Roman" w:cs="Times New Roman"/>
           <w:color w:val="000000"/>
         </w:rPr>
-        <w:t xml:space="preserve">Aim 2 — </w:t>
-      </w:r>
-      <w:r>
-        <w:rPr>
-          <w:rStyle w:val="VerbatimChar"/>
-          <w:rFonts w:ascii="Times New Roman" w:hAnsi="Times New Roman" w:cs="Times New Roman"/>
-          <w:color w:val="000000"/>
-        </w:rPr>
-        <w:t>leadtime</w:t>
-      </w:r>
-      <w:r>
-        <w:rPr>
-          <w:rFonts w:ascii="Times New Roman" w:hAnsi="Times New Roman" w:cs="Times New Roman"/>
-          <w:color w:val="000000"/>
-        </w:rPr>
-        <w:t>: a differentiable end-to-end budget-to-lead-time simulator (Months 3–11)</w:t>
-      </w:r>
-      <w:bookmarkEnd w:id="5"/>
+        <w:t>Aim 3 — Empirical deployment optimization and retrospective validation (Months 5–12)</w:t>
+      </w:r>
+      <w:bookmarkEnd w:id="6"/>
     </w:p>
     <w:p>
       <w:pPr>
@@ -924,254 +926,50 @@
         <w:rPr>
           <w:rFonts w:ascii="Times New Roman" w:eastAsia="Arial" w:hAnsi="Times New Roman" w:cs="Times New Roman"/>
         </w:rPr>
-        <w:t xml:space="preserve">We will implement the full causal chain as a single differentiable JAX pipeline: pathogen introduction → epidemic growth (branching process with overdispersion </w:t>
-      </w:r>
-      <w:r>
-        <w:rPr>
-          <w:rFonts w:ascii="Times New Roman" w:eastAsia="Arial" w:hAnsi="Times New Roman" w:cs="Times New Roman"/>
-          <w:i/>
-        </w:rPr>
-        <w:t>k</w:t>
-      </w:r>
-      <w:r>
-        <w:rPr>
-          <w:rFonts w:ascii="Times New Roman" w:eastAsia="Arial" w:hAnsi="Times New Roman" w:cs="Times New Roman"/>
-        </w:rPr>
-        <w:t>, plus SEIR comparison) → sample-type-specific shedding kinetics → catchment capture and collec</w:t>
-      </w:r>
-      <w:r>
-        <w:rPr>
-          <w:rFonts w:ascii="Times New Roman" w:eastAsia="Arial" w:hAnsi="Times New Roman" w:cs="Times New Roman"/>
-        </w:rPr>
-        <w:t xml:space="preserve">tion cadence → wet-lab efficiency including extraction, library complexity, and duplication → sequencing depth and read allocation → </w:t>
+        <w:t>A national optimizer with no real constraints is a toy. We ground the model in one real region.</w:t>
+      </w:r>
+    </w:p>
+    <w:p>
+      <w:pPr>
+        <w:pStyle w:val="BodyText"/>
+        <w:spacing w:before="0" w:after="40"/>
+        <w:rPr>
+          <w:rFonts w:ascii="Times New Roman" w:hAnsi="Times New Roman" w:cs="Times New Roman"/>
+        </w:rPr>
+      </w:pPr>
+      <w:r>
+        <w:rPr>
+          <w:rFonts w:ascii="Times New Roman" w:eastAsia="Arial" w:hAnsi="Times New Roman" w:cs="Times New Roman"/>
+        </w:rPr>
+        <w:t>Integrating NWSS site metadata, census demographics, LODES commuting flows, Hartsfield–Jackson passenger volumes (the world’s busiest hub and a CDC TGS site), and hospital referral networks, we formulate joint maximum-coverage siting and pooling optimization for Georgia and the Southeast — a framework any state can re-parameterize.</w:t>
+      </w:r>
+    </w:p>
+    <w:p>
+      <w:pPr>
+        <w:pStyle w:val="BodyText"/>
+        <w:spacing w:before="0" w:after="40"/>
+        <w:rPr>
+          <w:rFonts w:ascii="Times New Roman" w:hAnsi="Times New Roman" w:cs="Times New Roman"/>
+        </w:rPr>
+      </w:pPr>
+      <w:r>
+        <w:rPr>
+          <w:rFonts w:ascii="Times New Roman" w:eastAsia="Arial" w:hAnsi="Times New Roman" w:cs="Times New Roman"/>
+        </w:rPr>
+        <w:t xml:space="preserve">Retrospective validation asks the only question that settles the matter: </w:t>
       </w:r>
       <w:r>
         <w:rPr>
           <w:rFonts w:ascii="Times New Roman" w:eastAsia="Arial" w:hAnsi="Times New Roman" w:cs="Times New Roman"/>
           <w:b/>
         </w:rPr>
-        <w:t>bioinformatic sensitivity curve calibrated by Aim 1’s measured operating characteristic</w:t>
-      </w:r>
-      <w:r>
-        <w:rPr>
-          <w:rFonts w:ascii="Times New Roman" w:eastAsia="Arial" w:hAnsi="Times New Roman" w:cs="Times New Roman"/>
-        </w:rPr>
-        <w:t xml:space="preserve"> → alerting rule → </w:t>
-      </w:r>
-      <w:r>
-        <w:rPr>
-          <w:rFonts w:ascii="Times New Roman" w:eastAsia="Arial" w:hAnsi="Times New Roman" w:cs="Times New Roman"/>
-          <w:b/>
-        </w:rPr>
-        <w:t>lead-time distrib</w:t>
-      </w:r>
-      <w:r>
-        <w:rPr>
-          <w:rFonts w:ascii="Times New Roman" w:eastAsia="Arial" w:hAnsi="Times New Roman" w:cs="Times New Roman"/>
-          <w:b/>
-        </w:rPr>
-        <w:t>ution relative to status-quo syndromic detection</w:t>
-      </w:r>
-      <w:r>
-        <w:rPr>
-          <w:rFonts w:ascii="Times New Roman" w:eastAsia="Arial" w:hAnsi="Times New Roman" w:cs="Times New Roman"/>
-        </w:rPr>
-        <w:t>.</w:t>
-      </w:r>
-    </w:p>
-    <w:p>
-      <w:pPr>
-        <w:pStyle w:val="BodyText"/>
-        <w:spacing w:before="0" w:after="40"/>
-        <w:rPr>
-          <w:rFonts w:ascii="Times New Roman" w:hAnsi="Times New Roman" w:cs="Times New Roman"/>
-        </w:rPr>
-      </w:pPr>
-      <w:r>
-        <w:rPr>
-          <w:rFonts w:ascii="Times New Roman" w:eastAsia="Arial" w:hAnsi="Times New Roman" w:cs="Times New Roman"/>
-        </w:rPr>
-        <w:t xml:space="preserve">The coupling to Aim 1 is the point of the project. Existing cost models must </w:t>
-      </w:r>
-      <w:r>
-        <w:rPr>
-          <w:rFonts w:ascii="Times New Roman" w:eastAsia="Arial" w:hAnsi="Times New Roman" w:cs="Times New Roman"/>
-          <w:i/>
-        </w:rPr>
-        <w:t>assume</w:t>
-      </w:r>
-      <w:r>
-        <w:rPr>
-          <w:rFonts w:ascii="Times New Roman" w:eastAsia="Arial" w:hAnsi="Times New Roman" w:cs="Times New Roman"/>
-        </w:rPr>
-        <w:t xml:space="preserve"> a detection threshold; ours </w:t>
-      </w:r>
-      <w:r>
-        <w:rPr>
-          <w:rFonts w:ascii="Times New Roman" w:eastAsia="Arial" w:hAnsi="Times New Roman" w:cs="Times New Roman"/>
-          <w:i/>
-        </w:rPr>
-        <w:t>measures</w:t>
-      </w:r>
-      <w:r>
-        <w:rPr>
-          <w:rFonts w:ascii="Times New Roman" w:eastAsia="Arial" w:hAnsi="Times New Roman" w:cs="Times New Roman"/>
-        </w:rPr>
-        <w:t xml:space="preserve"> one on real wastewater and real pooled swabs, so the resulting dollar-to-days curve r</w:t>
-      </w:r>
-      <w:r>
-        <w:rPr>
-          <w:rFonts w:ascii="Times New Roman" w:eastAsia="Arial" w:hAnsi="Times New Roman" w:cs="Times New Roman"/>
-        </w:rPr>
-        <w:t>ests on an empirical foundation rather than a plausible-sounding constant.</w:t>
-      </w:r>
-    </w:p>
-    <w:p>
-      <w:pPr>
-        <w:pStyle w:val="BodyText"/>
-        <w:spacing w:before="0" w:after="40"/>
-        <w:rPr>
-          <w:rFonts w:ascii="Times New Roman" w:hAnsi="Times New Roman" w:cs="Times New Roman"/>
-        </w:rPr>
-      </w:pPr>
-      <w:r>
-        <w:rPr>
-          <w:rFonts w:ascii="Times New Roman" w:eastAsia="Arial" w:hAnsi="Times New Roman" w:cs="Times New Roman"/>
-        </w:rPr>
-        <w:t>We build on and extend Grimm et al. 2025 (P2RA), generalizing a point relative-abundance factor into a time-resolved, uncertainty-propagating quantity, cross-checked against EpiSewe</w:t>
-      </w:r>
-      <w:r>
-        <w:rPr>
-          <w:rFonts w:ascii="Times New Roman" w:eastAsia="Arial" w:hAnsi="Times New Roman" w:cs="Times New Roman"/>
-        </w:rPr>
-        <w:t>r- and wwinference-style formulations adapted to the compositional MGS setting. Because the pipeline is differentiable, budget allocation becomes gradient-based constrained optimization over site count, cadence, depth, and sample-type mix — rather than the</w:t>
-      </w:r>
-      <w:r>
-        <w:rPr>
-          <w:rFonts w:ascii="Times New Roman" w:eastAsia="Arial" w:hAnsi="Times New Roman" w:cs="Times New Roman"/>
-        </w:rPr>
-        <w:t xml:space="preserve"> coarse grid search current practice permits.</w:t>
-      </w:r>
-    </w:p>
-    <w:p>
-      <w:pPr>
-        <w:pStyle w:val="BodyText"/>
-        <w:spacing w:before="0" w:after="40"/>
-        <w:rPr>
-          <w:rFonts w:ascii="Times New Roman" w:hAnsi="Times New Roman" w:cs="Times New Roman"/>
-        </w:rPr>
-      </w:pPr>
-      <w:r>
-        <w:rPr>
-          <w:rFonts w:ascii="Times New Roman" w:eastAsia="Arial" w:hAnsi="Times New Roman" w:cs="Times New Roman"/>
-        </w:rPr>
-        <w:t xml:space="preserve">Parameter uncertainty is treated as a deliverable, not an embarrassment: Sobol global sensitivity analysis identifies which parameters actually move the lead-time answer, telling Blueprint where measurement </w:t>
-      </w:r>
-      <w:r>
-        <w:rPr>
-          <w:rFonts w:ascii="Times New Roman" w:eastAsia="Arial" w:hAnsi="Times New Roman" w:cs="Times New Roman"/>
-        </w:rPr>
-        <w:t>investment would most reduce decision uncertainty. Outputs are intervals; we decline to publish point estimates the data do not support.</w:t>
-      </w:r>
-    </w:p>
-    <w:p>
-      <w:pPr>
-        <w:pStyle w:val="Heading3"/>
-        <w:rPr>
-          <w:rFonts w:ascii="Times New Roman" w:hAnsi="Times New Roman" w:cs="Times New Roman"/>
-        </w:rPr>
-      </w:pPr>
-      <w:bookmarkStart w:id="6" w:name="X996bd04722671af6388ace457f513481f096fa3"/>
-      <w:r>
-        <w:rPr>
-          <w:rFonts w:ascii="Times New Roman" w:hAnsi="Times New Roman" w:cs="Times New Roman"/>
-          <w:color w:val="000000"/>
-        </w:rPr>
-        <w:t>Aim 3 — Empirical deployment optimization and retrospective validation (Months 5–12)</w:t>
-      </w:r>
-      <w:bookmarkEnd w:id="6"/>
-    </w:p>
-    <w:p>
-      <w:pPr>
-        <w:pStyle w:val="FirstParagraph"/>
-        <w:spacing w:before="0" w:after="40"/>
-        <w:rPr>
-          <w:rFonts w:ascii="Times New Roman" w:hAnsi="Times New Roman" w:cs="Times New Roman"/>
-        </w:rPr>
-      </w:pPr>
-      <w:r>
-        <w:rPr>
-          <w:rFonts w:ascii="Times New Roman" w:eastAsia="Arial" w:hAnsi="Times New Roman" w:cs="Times New Roman"/>
-        </w:rPr>
-        <w:t xml:space="preserve">A national optimizer with no real </w:t>
-      </w:r>
-      <w:r>
-        <w:rPr>
-          <w:rFonts w:ascii="Times New Roman" w:eastAsia="Arial" w:hAnsi="Times New Roman" w:cs="Times New Roman"/>
-        </w:rPr>
-        <w:t>constraints is a toy. We ground the model in one real region.</w:t>
-      </w:r>
-    </w:p>
-    <w:p>
-      <w:pPr>
-        <w:pStyle w:val="BodyText"/>
-        <w:spacing w:before="0" w:after="40"/>
-        <w:rPr>
-          <w:rFonts w:ascii="Times New Roman" w:hAnsi="Times New Roman" w:cs="Times New Roman"/>
-        </w:rPr>
-      </w:pPr>
-      <w:r>
-        <w:rPr>
-          <w:rFonts w:ascii="Times New Roman" w:eastAsia="Arial" w:hAnsi="Times New Roman" w:cs="Times New Roman"/>
-        </w:rPr>
-        <w:t xml:space="preserve">Integrating NWSS site metadata, census demographics, LODES commuting flows, Hartsfield–Jackson passenger volumes (the world’s busiest hub and a CDC TGS site), and hospital referral networks, we </w:t>
-      </w:r>
-      <w:r>
-        <w:rPr>
-          <w:rFonts w:ascii="Times New Roman" w:eastAsia="Arial" w:hAnsi="Times New Roman" w:cs="Times New Roman"/>
-        </w:rPr>
-        <w:t>formulate joint maximum-coverage siting and pooling optimization for Georgia and the Southeast — a framework any state can re-parameterize.</w:t>
-      </w:r>
-    </w:p>
-    <w:p>
-      <w:pPr>
-        <w:pStyle w:val="BodyText"/>
-        <w:spacing w:before="0" w:after="40"/>
-        <w:rPr>
-          <w:rFonts w:ascii="Times New Roman" w:hAnsi="Times New Roman" w:cs="Times New Roman"/>
-        </w:rPr>
-      </w:pPr>
-      <w:r>
-        <w:rPr>
-          <w:rFonts w:ascii="Times New Roman" w:eastAsia="Arial" w:hAnsi="Times New Roman" w:cs="Times New Roman"/>
-        </w:rPr>
-        <w:t xml:space="preserve">Retrospective validation asks the only question that settles the matter: </w:t>
-      </w:r>
-      <w:r>
-        <w:rPr>
-          <w:rFonts w:ascii="Times New Roman" w:eastAsia="Arial" w:hAnsi="Times New Roman" w:cs="Times New Roman"/>
-          <w:b/>
-        </w:rPr>
-        <w:t>would this have caught it, and how much ear</w:t>
-      </w:r>
-      <w:r>
-        <w:rPr>
-          <w:rFonts w:ascii="Times New Roman" w:eastAsia="Arial" w:hAnsi="Times New Roman" w:cs="Times New Roman"/>
-          <w:b/>
-        </w:rPr>
-        <w:t>lier?</w:t>
-      </w:r>
-      <w:r>
-        <w:rPr>
-          <w:rFonts w:ascii="Times New Roman" w:eastAsia="Arial" w:hAnsi="Times New Roman" w:cs="Times New Roman"/>
-        </w:rPr>
-        <w:t xml:space="preserve"> We test the optimized site set plus Aim 1’s alerting rule against mpox 2022 and H5N1-in-wastewater 2024 in archived data. To prevent hindsight bias, the comparison definition — reference detection dates, alert criteria, success thresholds — is writte</w:t>
-      </w:r>
-      <w:r>
-        <w:rPr>
-          <w:rFonts w:ascii="Times New Roman" w:eastAsia="Arial" w:hAnsi="Times New Roman" w:cs="Times New Roman"/>
-        </w:rPr>
-        <w:t>n and timestamped before the analysis is run.</w:t>
+        <w:t>would this have caught it, and how much earlier?</w:t>
+      </w:r>
+      <w:r>
+        <w:rPr>
+          <w:rFonts w:ascii="Times New Roman" w:eastAsia="Arial" w:hAnsi="Times New Roman" w:cs="Times New Roman"/>
+        </w:rPr>
+        <w:t xml:space="preserve"> We test the optimized site set plus Aim 1’s alerting rule against mpox 2022 and H5N1-in-wastewater 2024 in archived data. To prevent hindsight bias, the comparison definition — reference detection dates, alert criteria, success thresholds — is written and timestamped before the analysis is run.</w:t>
       </w:r>
     </w:p>
     <w:p>
@@ -1218,13 +1016,7 @@
         <w:rPr>
           <w:rFonts w:ascii="Times New Roman" w:eastAsia="Arial" w:hAnsi="Times New Roman" w:cs="Times New Roman"/>
         </w:rPr>
-        <w:t xml:space="preserve"> (Aim 1 sequential detec</w:t>
-      </w:r>
-      <w:r>
-        <w:rPr>
-          <w:rFonts w:ascii="Times New Roman" w:eastAsia="Arial" w:hAnsi="Times New Roman" w:cs="Times New Roman"/>
-        </w:rPr>
-        <w:t xml:space="preserve">tion, R and Python, nf-core-compatible), </w:t>
+        <w:t xml:space="preserve"> (Aim 1 sequential detection, R and Python, nf-core-compatible), </w:t>
       </w:r>
       <w:r>
         <w:rPr>
@@ -1254,19 +1046,7 @@
         <w:rPr>
           <w:rFonts w:ascii="Times New Roman" w:eastAsia="Arial" w:hAnsi="Times New Roman" w:cs="Times New Roman"/>
         </w:rPr>
-        <w:t xml:space="preserve"> (Aim 3 siting optimizer). Calibrated parameter sets, benchmark time series, and all retrospective analysis code go to Zenodo with a persiste</w:t>
-      </w:r>
-      <w:r>
-        <w:rPr>
-          <w:rFonts w:ascii="Times New Roman" w:eastAsia="Arial" w:hAnsi="Times New Roman" w:cs="Times New Roman"/>
-        </w:rPr>
-        <w:t>nt DOI. We anticipate two to three publications, each preprinted at submission, plus a plain-language policy brief for program managers rather than methodologists — the audience that actually sets sampling cadence. All outputs are usable independently of o</w:t>
-      </w:r>
-      <w:r>
-        <w:rPr>
-          <w:rFonts w:ascii="Times New Roman" w:eastAsia="Arial" w:hAnsi="Times New Roman" w:cs="Times New Roman"/>
-        </w:rPr>
-        <w:t>ne another and of any tool we build.</w:t>
+        <w:t xml:space="preserve"> (Aim 3 siting optimizer). Calibrated parameter sets, benchmark time series, and all retrospective analysis code go to Zenodo with a persistent DOI. We anticipate two to three publications, each preprinted at submission, plus a plain-language policy brief for program managers rather than methodologists — the audience that actually sets sampling cadence. All outputs are usable independently of one another and of any tool we build.</w:t>
       </w:r>
     </w:p>
     <w:p>
@@ -1299,19 +1079,7 @@
         <w:rPr>
           <w:rFonts w:ascii="Times New Roman" w:eastAsia="Arial" w:hAnsi="Times New Roman" w:cs="Times New Roman"/>
         </w:rPr>
-        <w:t>The project requires no wet-lab work, no new sample collection, and no new hardware; every primary dataset is public and already downloaded. Analysis begins in week one, and the 12</w:t>
-      </w:r>
-      <w:r>
-        <w:rPr>
-          <w:rFonts w:ascii="Times New Roman" w:eastAsia="Arial" w:hAnsi="Times New Roman" w:cs="Times New Roman"/>
-        </w:rPr>
-        <w:t>-month timeline carries genuine slack. Aim 1 is method development on data in hand; Aim 2 is simulation; Aim 3’s only external dependency — site metadata beyond what is public — is initiated in month 1 and, if it stalls, degrades gracefully to fully public</w:t>
-      </w:r>
-      <w:r>
-        <w:rPr>
-          <w:rFonts w:ascii="Times New Roman" w:eastAsia="Arial" w:hAnsi="Times New Roman" w:cs="Times New Roman"/>
-        </w:rPr>
-        <w:t xml:space="preserve"> NWSS data without losing the retrospective validation.</w:t>
+        <w:t>The project requires no wet-lab work, no new sample collection, and no new hardware; every primary dataset is public and already downloaded. Analysis begins in week one, and the 12-month timeline carries genuine slack. Aim 1 is method development on data in hand; Aim 2 is simulation; Aim 3’s only external dependency — site metadata beyond what is public — is initiated in month 1 and, if it stalls, degrades gracefully to fully public NWSS data without losing the retrospective validation.</w:t>
       </w:r>
     </w:p>
     <w:p>
@@ -1350,25 +1118,7 @@
         <w:rPr>
           <w:rFonts w:ascii="Times New Roman" w:eastAsia="Arial" w:hAnsi="Times New Roman" w:cs="Times New Roman"/>
         </w:rPr>
-        <w:t xml:space="preserve"> Professor, [INSERT: department / center], University of Georgia. Prof. Bahl's group works on the phylodynamics and molecular epidemiol</w:t>
-      </w:r>
-      <w:r>
-        <w:rPr>
-          <w:rFonts w:ascii="Times New Roman" w:eastAsia="Arial" w:hAnsi="Times New Roman" w:cs="Times New Roman"/>
-        </w:rPr>
-        <w:t>ogy of emerging and zoonotic viruses. [INSERT: 1–2 sentences of specific track record — representative publications, and current or prior awards with funder, period, and value, which the RFP asks applicants to supply.] This expertise is load-bearing rather</w:t>
-      </w:r>
-      <w:r>
-        <w:rPr>
-          <w:rFonts w:ascii="Times New Roman" w:eastAsia="Arial" w:hAnsi="Times New Roman" w:cs="Times New Roman"/>
-        </w:rPr>
-        <w:t xml:space="preserve"> than nominal. Aim 2's epidemic layer — branching-process growth with overdispersion k, shedding kinetics, the SEIR comparison — is an epidemiological model before it is a simulation, and its parameter ranges must be defensible rather than convenient. Aim </w:t>
-      </w:r>
-      <w:r>
-        <w:rPr>
-          <w:rFonts w:ascii="Times New Roman" w:eastAsia="Arial" w:hAnsi="Times New Roman" w:cs="Times New Roman"/>
-        </w:rPr>
-        <w:t>3 turns on the same judgment: fixing the true onset of the mpox 2022 and H5N1 2024 signals is what decides whether “we would have caught it X days earlier” means anything at all. Prof. Bahl holds overall scientific and fiscal responsibility for the award.</w:t>
+        <w:t xml:space="preserve"> Professor, [INSERT: department / center], University of Georgia. Prof. Bahl's group works on the phylodynamics and molecular epidemiology of emerging and zoonotic viruses. [INSERT: 1–2 sentences of specific track record — representative publications, and current or prior awards with funder, period, and value, which the RFP asks applicants to supply.] This expertise is load-bearing rather than nominal. Aim 2's epidemic layer — branching-process growth with overdispersion k, shedding kinetics, the SEIR comparison — is an epidemiological model before it is a simulation, and its parameter ranges must be defensible rather than convenient. Aim 3 turns on the same judgment: fixing the true onset of the mpox 2022 and H5N1 2024 signals is what decides whether “we would have caught it X days earlier” means anything at all. Prof. Bahl holds overall scientific and fiscal responsibility for the award.</w:t>
       </w:r>
     </w:p>
     <w:p>
@@ -1390,25 +1140,7 @@
         <w:rPr>
           <w:rFonts w:ascii="Times New Roman" w:eastAsia="Arial" w:hAnsi="Times New Roman" w:cs="Times New Roman"/>
         </w:rPr>
-        <w:t xml:space="preserve"> Research Scientist, College of Public Health, UGA; 40+ peer-reviewed publications (h-index 24) spanning computational biology and biostatistics, with formal training and publication record in statistical methodology and</w:t>
-      </w:r>
-      <w:r>
-        <w:rPr>
-          <w:rFonts w:ascii="Times New Roman" w:eastAsia="Arial" w:hAnsi="Times New Roman" w:cs="Times New Roman"/>
-        </w:rPr>
-        <w:t xml:space="preserve"> experimental design. Dr. Peng leads implementation and day-to-day execution across all three aims, and brings current production metagenomics work across Illumina, PacBio HiFi, and Nanopore platforms, running at scale on the GACRC SLURM cluster via Nextfl</w:t>
-      </w:r>
-      <w:r>
-        <w:rPr>
-          <w:rFonts w:ascii="Times New Roman" w:eastAsia="Arial" w:hAnsi="Times New Roman" w:cs="Times New Roman"/>
-        </w:rPr>
-        <w:t xml:space="preserve">ow and Apptainer with sourmash, geNomad, VirSorter2, and Kraken2/Bracken. The combination that matters here is rarer than either half: sequential-testing and multiplicity-control statistics on one side, hands-on operational MGS pipeline engineering on the </w:t>
-      </w:r>
-      <w:r>
-        <w:rPr>
-          <w:rFonts w:ascii="Times New Roman" w:eastAsia="Arial" w:hAnsi="Times New Roman" w:cs="Times New Roman"/>
-        </w:rPr>
-        <w:t>other, which is what allows Aim 2's cost model to be calibrated by Aim 1's measurements rather than by literature guesses.</w:t>
+        <w:t xml:space="preserve"> Research Scientist, College of Public Health, UGA; 40+ peer-reviewed publications (h-index 24) spanning computational biology and biostatistics, with formal training and publication record in statistical methodology and experimental design. Dr. Peng leads implementation and day-to-day execution across all three aims, and brings current production metagenomics work across Illumina, PacBio HiFi, and Nanopore platforms, running at scale on the GACRC SLURM cluster via Nextflow and Apptainer with sourmash, geNomad, VirSorter2, and Kraken2/Bracken. The combination that matters here is rarer than either half: sequential-testing and multiplicity-control statistics on one side, hands-on operational MGS pipeline engineering on the other, which is what allows Aim 2's cost model to be calibrated by Aim 1's measurements rather than by literature guesses.</w:t>
       </w:r>
     </w:p>
     <w:p>
@@ -1983,13 +1715,7 @@
         <w:rPr>
           <w:rFonts w:ascii="Times New Roman" w:eastAsia="Arial" w:hAnsi="Times New Roman" w:cs="Times New Roman"/>
         </w:rPr>
-        <w:t>Indirect costs are budgeted at Blueprint’s published 10% cap; the University of Georgia’s negotiated F&amp;A rate exceeds this, and we are initiating the institutional waiv</w:t>
-      </w:r>
-      <w:r>
-        <w:rPr>
-          <w:rFonts w:ascii="Times New Roman" w:eastAsia="Arial" w:hAnsi="Times New Roman" w:cs="Times New Roman"/>
-        </w:rPr>
-        <w:t xml:space="preserve">er request through the Office of Research now rather than at Full Proposal stage. The project is modular: </w:t>
+        <w:t xml:space="preserve">Indirect costs are budgeted at Blueprint’s published 10% cap; the University of Georgia’s negotiated F&amp;A rate exceeds this, and we are initiating the institutional waiver request through the Office of Research now rather than at Full Proposal stage. The project is modular: </w:t>
       </w:r>
       <w:r>
         <w:rPr>
@@ -2002,13 +1728,7 @@
         <w:rPr>
           <w:rFonts w:ascii="Times New Roman" w:eastAsia="Arial" w:hAnsi="Times New Roman" w:cs="Times New Roman"/>
         </w:rPr>
-        <w:t xml:space="preserve"> should Blueprint prefer a tighter scope, and Aim 1 alone is deliverable</w:t>
-      </w:r>
-      <w:r>
-        <w:rPr>
-          <w:rFonts w:ascii="Times New Roman" w:eastAsia="Arial" w:hAnsi="Times New Roman" w:cs="Times New Roman"/>
-        </w:rPr>
-        <w:t xml:space="preserve"> at approximately $110,000.</w:t>
+        <w:t xml:space="preserve"> should Blueprint prefer a tighter scope, and Aim 1 alone is deliverable at approximately $110,000.</w:t>
       </w:r>
     </w:p>
     <w:p>
@@ -2018,15 +1738,141 @@
           <w:rFonts w:ascii="Times New Roman" w:hAnsi="Times New Roman" w:cs="Times New Roman"/>
         </w:rPr>
       </w:pPr>
+      <w:r>
+        <w:rPr>
+          <w:rFonts w:ascii="Times New Roman" w:hAnsi="Times New Roman" w:cs="Times New Roman"/>
+          <w:color w:val="000000"/>
+        </w:rPr>
+        <w:t>7. Risks and Mitigations</w:t>
+      </w:r>
+    </w:p>
+    <w:p>
+      <w:pPr>
+        <w:pStyle w:val="FirstParagraph"/>
+        <w:spacing w:before="0" w:after="40"/>
+        <w:rPr>
+          <w:rFonts w:ascii="Times New Roman" w:hAnsi="Times New Roman" w:cs="Times New Roman"/>
+        </w:rPr>
+      </w:pPr>
+      <w:r>
+        <w:rPr>
+          <w:rFonts w:ascii="Times New Roman" w:eastAsia="Arial" w:hAnsi="Times New Roman" w:cs="Times New Roman"/>
+          <w:b/>
+        </w:rPr>
+        <w:t>Anytime-valid sequential tests are conservative.</w:t>
+      </w:r>
+      <w:r>
+        <w:rPr>
+          <w:rFonts w:ascii="Times New Roman" w:eastAsia="Arial" w:hAnsi="Times New Roman" w:cs="Times New Roman"/>
+        </w:rPr>
+        <w:t xml:space="preserve"> E-processes trade power for validity under continuous monitoring. We will benchmark e-BH [5] against Benjamini–Yekutieli and fixed-sample controls on identical data, report the power cost in explicit terms, and ship both options so programs can choose their own operating point.</w:t>
+      </w:r>
+    </w:p>
+    <w:p>
+      <w:pPr>
+        <w:pStyle w:val="BodyText"/>
+        <w:spacing w:before="0" w:after="40"/>
+        <w:rPr>
+          <w:rFonts w:ascii="Times New Roman" w:hAnsi="Times New Roman" w:cs="Times New Roman"/>
+        </w:rPr>
+      </w:pPr>
+      <w:r>
+        <w:rPr>
+          <w:rFonts w:ascii="Times New Roman" w:eastAsia="Arial" w:hAnsi="Times New Roman" w:cs="Times New Roman"/>
+          <w:b/>
+        </w:rPr>
+        <w:t>Parameter uncertainty in the end-to-end model is large.</w:t>
+      </w:r>
+      <w:r>
+        <w:rPr>
+          <w:rFonts w:ascii="Times New Roman" w:eastAsia="Arial" w:hAnsi="Times New Roman" w:cs="Times New Roman"/>
+        </w:rPr>
+        <w:t xml:space="preserve"> This is the honest state of the field, not a flaw we can engineer away. Mitigation is structural: Sobol global sensitivity analysis makes uncertainty a first-class output, and the model reports which unmeasured parameters most limit confidence — itself a useful finding for Blueprint’s future funding priorities.</w:t>
+      </w:r>
+    </w:p>
+    <w:p>
+      <w:pPr>
+        <w:pStyle w:val="BodyText"/>
+        <w:spacing w:before="0" w:after="40"/>
+        <w:rPr>
+          <w:rFonts w:ascii="Times New Roman" w:hAnsi="Times New Roman" w:cs="Times New Roman"/>
+        </w:rPr>
+      </w:pPr>
+      <w:r>
+        <w:rPr>
+          <w:rFonts w:ascii="Times New Roman" w:eastAsia="Arial" w:hAnsi="Times New Roman" w:cs="Times New Roman"/>
+          <w:b/>
+        </w:rPr>
+        <w:t>Retrospective ground truth is imperfect.</w:t>
+      </w:r>
+      <w:r>
+        <w:rPr>
+          <w:rFonts w:ascii="Times New Roman" w:eastAsia="Arial" w:hAnsi="Times New Roman" w:cs="Times New Roman"/>
+        </w:rPr>
+        <w:t xml:space="preserve"> Historical detection dates for mpox and H5N1 are themselves fuzzy and partly retrospective. We mitigate by pre-registering comparison definitions before analysis, reporting results under multiple defensible date conventions, and stating limitations in the main text rather than a footnote.</w:t>
+      </w:r>
+    </w:p>
+    <w:p>
+      <w:pPr>
+        <w:pStyle w:val="BodyText"/>
+        <w:spacing w:before="0" w:after="40"/>
+        <w:rPr>
+          <w:rFonts w:ascii="Times New Roman" w:hAnsi="Times New Roman" w:cs="Times New Roman"/>
+        </w:rPr>
+      </w:pPr>
+      <w:r>
+        <w:rPr>
+          <w:rFonts w:ascii="Times New Roman" w:eastAsia="Arial" w:hAnsi="Times New Roman" w:cs="Times New Roman"/>
+          <w:b/>
+        </w:rPr>
+        <w:t>Cross-sample-type transfer may fail.</w:t>
+      </w:r>
+      <w:r>
+        <w:rPr>
+          <w:rFonts w:ascii="Times New Roman" w:eastAsia="Arial" w:hAnsi="Times New Roman" w:cs="Times New Roman"/>
+        </w:rPr>
+        <w:t xml:space="preserve"> Wastewater and pooled nasal swabs differ in shedding, pooling depth, and background. If the Aim 1 framework does not transfer cleanly, that is a reportable scientific result and the wastewater deliverable stands unaffected.</w:t>
+      </w:r>
+    </w:p>
+    <w:p>
+      <w:pPr>
+        <w:pStyle w:val="FirstParagraph"/>
+        <w:spacing w:before="0" w:after="40"/>
+        <w:rPr>
+          <w:rFonts w:ascii="Times New Roman" w:hAnsi="Times New Roman" w:cs="Times New Roman"/>
+        </w:rPr>
+      </w:pPr>
+      <w:r>
+        <w:rPr>
+          <w:rFonts w:ascii="Times New Roman" w:eastAsia="Arial" w:hAnsi="Times New Roman" w:cs="Times New Roman"/>
+          <w:i/>
+        </w:rPr>
+        <w:t>Submitted in response to Blueprint Biosecurity’s Pathogen-Agnostic Biothreat Detection RFP. Contact: [EMAIL], [PHONE].</w:t>
+      </w:r>
+    </w:p>
+    <w:p>
+      <w:pPr>
+        <w:pStyle w:val="Heading2"/>
+        <w:rPr>
+          <w:rFonts w:ascii="Times New Roman" w:hAnsi="Times New Roman" w:cs="Times New Roman"/>
+        </w:rPr>
+      </w:pPr>
       <w:bookmarkStart w:id="11" w:name="risks-and-mitigations"/>
       <w:r>
         <w:rPr>
           <w:rFonts w:ascii="Times New Roman" w:hAnsi="Times New Roman" w:cs="Times New Roman"/>
           <w:color w:val="000000"/>
         </w:rPr>
-        <w:t>7. Risks and Mitigations</w:t>
+        <w:br w:type="page"/>
       </w:r>
       <w:bookmarkEnd w:id="11"/>
+      <w:r>
+        <w:rPr>
+          <w:rFonts w:ascii="Times New Roman" w:hAnsi="Times New Roman"/>
+        </w:rPr>
+        <w:lastRenderedPageBreak/>
+        <w:t>8. References</w:t>
+      </w:r>
     </w:p>
     <w:p>
       <w:pPr>
@@ -2039,112 +1885,21 @@
       <w:r>
         <w:rPr>
           <w:rFonts w:ascii="Times New Roman" w:eastAsia="Arial" w:hAnsi="Times New Roman" w:cs="Times New Roman"/>
-          <w:b/>
-        </w:rPr>
-        <w:t>Anytime-valid sequential tests are conservative.</w:t>
-      </w:r>
-      <w:r>
-        <w:rPr>
-          <w:rFonts w:ascii="Times New Roman" w:eastAsia="Arial" w:hAnsi="Times New Roman" w:cs="Times New Roman"/>
-        </w:rPr>
-        <w:t xml:space="preserve"> E-processes trade power for validity under continuous monitoring. We will benchmark e-BH against Benjamini–Yekutieli and fixed-sample controls on identica</w:t>
-      </w:r>
-      <w:r>
-        <w:rPr>
-          <w:rFonts w:ascii="Times New Roman" w:eastAsia="Arial" w:hAnsi="Times New Roman" w:cs="Times New Roman"/>
-        </w:rPr>
-        <w:t>l data, report the power cost in explicit terms, and ship both options so programs can choose their own operating point.</w:t>
-      </w:r>
-    </w:p>
-    <w:p>
-      <w:pPr>
-        <w:pStyle w:val="BodyText"/>
-        <w:spacing w:before="0" w:after="40"/>
-        <w:rPr>
-          <w:rFonts w:ascii="Times New Roman" w:hAnsi="Times New Roman" w:cs="Times New Roman"/>
-        </w:rPr>
-      </w:pPr>
-      <w:r>
-        <w:rPr>
-          <w:rFonts w:ascii="Times New Roman" w:eastAsia="Arial" w:hAnsi="Times New Roman" w:cs="Times New Roman"/>
-          <w:b/>
-        </w:rPr>
-        <w:t>Parameter uncertainty in the end-to-end model is large.</w:t>
-      </w:r>
-      <w:r>
-        <w:rPr>
-          <w:rFonts w:ascii="Times New Roman" w:eastAsia="Arial" w:hAnsi="Times New Roman" w:cs="Times New Roman"/>
-        </w:rPr>
-        <w:t xml:space="preserve"> This is the honest state of the field, not a flaw we can engineer away. Mitigat</w:t>
-      </w:r>
-      <w:r>
-        <w:rPr>
-          <w:rFonts w:ascii="Times New Roman" w:eastAsia="Arial" w:hAnsi="Times New Roman" w:cs="Times New Roman"/>
-        </w:rPr>
-        <w:t>ion is structural: Sobol global sensitivity analysis makes uncertainty a first-class output, and the model reports which unmeasured parameters most limit confidence — itself a useful finding for Blueprint’s future funding priorities.</w:t>
-      </w:r>
-    </w:p>
-    <w:p>
-      <w:pPr>
-        <w:pStyle w:val="BodyText"/>
-        <w:spacing w:before="0" w:after="40"/>
-        <w:rPr>
-          <w:rFonts w:ascii="Times New Roman" w:hAnsi="Times New Roman" w:cs="Times New Roman"/>
-        </w:rPr>
-      </w:pPr>
-      <w:r>
-        <w:rPr>
-          <w:rFonts w:ascii="Times New Roman" w:eastAsia="Arial" w:hAnsi="Times New Roman" w:cs="Times New Roman"/>
-          <w:b/>
-        </w:rPr>
-        <w:t>Retrospective ground t</w:t>
-      </w:r>
-      <w:r>
-        <w:rPr>
-          <w:rFonts w:ascii="Times New Roman" w:eastAsia="Arial" w:hAnsi="Times New Roman" w:cs="Times New Roman"/>
-          <w:b/>
-        </w:rPr>
-        <w:t>ruth is imperfect.</w:t>
-      </w:r>
-      <w:r>
-        <w:rPr>
-          <w:rFonts w:ascii="Times New Roman" w:eastAsia="Arial" w:hAnsi="Times New Roman" w:cs="Times New Roman"/>
-        </w:rPr>
-        <w:t xml:space="preserve"> Historical detection dates for mpox and H5N1 are themselves fuzzy and partly retrospective. We mitigate by pre-registering comparison definitions before analysis, reporting results under multiple defensible date conventions, and stating </w:t>
-      </w:r>
-      <w:r>
-        <w:rPr>
-          <w:rFonts w:ascii="Times New Roman" w:eastAsia="Arial" w:hAnsi="Times New Roman" w:cs="Times New Roman"/>
-        </w:rPr>
-        <w:t>limitations in the main text rather than a footnote.</w:t>
-      </w:r>
-    </w:p>
-    <w:p>
-      <w:pPr>
-        <w:pStyle w:val="BodyText"/>
-        <w:spacing w:before="0" w:after="40"/>
-        <w:rPr>
-          <w:rFonts w:ascii="Times New Roman" w:hAnsi="Times New Roman" w:cs="Times New Roman"/>
-        </w:rPr>
-      </w:pPr>
-      <w:r>
-        <w:rPr>
-          <w:rFonts w:ascii="Times New Roman" w:eastAsia="Arial" w:hAnsi="Times New Roman" w:cs="Times New Roman"/>
-          <w:b/>
-        </w:rPr>
-        <w:t>Cross-sample-type transfer may fail.</w:t>
-      </w:r>
-      <w:r>
-        <w:rPr>
-          <w:rFonts w:ascii="Times New Roman" w:eastAsia="Arial" w:hAnsi="Times New Roman" w:cs="Times New Roman"/>
-        </w:rPr>
-        <w:t xml:space="preserve"> Wastewater and pooled nasal swabs differ in shedding, pooling depth, and background. If the Aim 1 framework does not transfer cleanly, that is a reportable scientific</w:t>
-      </w:r>
-      <w:r>
-        <w:rPr>
-          <w:rFonts w:ascii="Times New Roman" w:eastAsia="Arial" w:hAnsi="Times New Roman" w:cs="Times New Roman"/>
-        </w:rPr>
-        <w:t xml:space="preserve"> result and the wastewater deliverable stands unaffected.</w:t>
+        </w:rPr>
+        <w:t xml:space="preserve">1. Adams RP, MacKay DJC. Bayesian online changepoint detection. </w:t>
+      </w:r>
+      <w:r>
+        <w:rPr>
+          <w:rFonts w:ascii="Times New Roman" w:eastAsia="Arial" w:hAnsi="Times New Roman" w:cs="Times New Roman"/>
+          <w:i/>
+        </w:rPr>
+        <w:t>arXiv:0710.3742</w:t>
+      </w:r>
+      <w:r>
+        <w:rPr>
+          <w:rFonts w:ascii="Times New Roman" w:eastAsia="Arial" w:hAnsi="Times New Roman" w:cs="Times New Roman"/>
+        </w:rPr>
+        <w:t>, 2007.</w:t>
       </w:r>
     </w:p>
     <w:p>
@@ -2158,9 +1913,205 @@
       <w:r>
         <w:rPr>
           <w:rFonts w:ascii="Times New Roman" w:eastAsia="Arial" w:hAnsi="Times New Roman" w:cs="Times New Roman"/>
+        </w:rPr>
+        <w:t xml:space="preserve">2. Page ES. Continuous inspection schemes. </w:t>
+      </w:r>
+      <w:r>
+        <w:rPr>
+          <w:rFonts w:ascii="Times New Roman" w:eastAsia="Arial" w:hAnsi="Times New Roman" w:cs="Times New Roman"/>
           <w:i/>
         </w:rPr>
-        <w:t>Submitted in response to Blueprint Biosecurity’s Pathogen-Agnostic Biothreat Detection RFP. Contact: [EMAIL], [PHONE].</w:t>
+        <w:t>Biometrika</w:t>
+      </w:r>
+      <w:r>
+        <w:rPr>
+          <w:rFonts w:ascii="Times New Roman" w:eastAsia="Arial" w:hAnsi="Times New Roman" w:cs="Times New Roman"/>
+        </w:rPr>
+        <w:t xml:space="preserve"> 1954;41(1–2):100–115.</w:t>
+      </w:r>
+    </w:p>
+    <w:p>
+      <w:pPr>
+        <w:pStyle w:val="FirstParagraph"/>
+        <w:spacing w:before="0" w:after="40"/>
+        <w:rPr>
+          <w:rFonts w:ascii="Times New Roman" w:hAnsi="Times New Roman" w:cs="Times New Roman"/>
+        </w:rPr>
+      </w:pPr>
+      <w:r>
+        <w:rPr>
+          <w:rFonts w:ascii="Times New Roman" w:eastAsia="Arial" w:hAnsi="Times New Roman" w:cs="Times New Roman"/>
+        </w:rPr>
+        <w:t xml:space="preserve">3. Ramdas A, Grünwald P, Vovk V, Shafer G. Game-theoretic statistics and safe anytime-valid inference. </w:t>
+      </w:r>
+      <w:r>
+        <w:rPr>
+          <w:rFonts w:ascii="Times New Roman" w:eastAsia="Arial" w:hAnsi="Times New Roman" w:cs="Times New Roman"/>
+          <w:i/>
+        </w:rPr>
+        <w:t>Statistical Science</w:t>
+      </w:r>
+      <w:r>
+        <w:rPr>
+          <w:rFonts w:ascii="Times New Roman" w:eastAsia="Arial" w:hAnsi="Times New Roman" w:cs="Times New Roman"/>
+        </w:rPr>
+        <w:t xml:space="preserve"> 2023;38(4):576–601.</w:t>
+      </w:r>
+    </w:p>
+    <w:p>
+      <w:pPr>
+        <w:pStyle w:val="FirstParagraph"/>
+        <w:spacing w:before="0" w:after="40"/>
+        <w:rPr>
+          <w:rFonts w:ascii="Times New Roman" w:hAnsi="Times New Roman" w:cs="Times New Roman"/>
+        </w:rPr>
+      </w:pPr>
+      <w:r>
+        <w:rPr>
+          <w:rFonts w:ascii="Times New Roman" w:eastAsia="Arial" w:hAnsi="Times New Roman" w:cs="Times New Roman"/>
+        </w:rPr>
+        <w:t xml:space="preserve">4. Howard SR, Ramdas A, McAuliffe J, Sekhon J. Time-uniform, nonparametric, nonasymptotic confidence sequences. </w:t>
+      </w:r>
+      <w:r>
+        <w:rPr>
+          <w:rFonts w:ascii="Times New Roman" w:eastAsia="Arial" w:hAnsi="Times New Roman" w:cs="Times New Roman"/>
+          <w:i/>
+        </w:rPr>
+        <w:t>Annals of Statistics</w:t>
+      </w:r>
+      <w:r>
+        <w:rPr>
+          <w:rFonts w:ascii="Times New Roman" w:eastAsia="Arial" w:hAnsi="Times New Roman" w:cs="Times New Roman"/>
+        </w:rPr>
+        <w:t xml:space="preserve"> 2021;49(2):1055–1080.</w:t>
+      </w:r>
+    </w:p>
+    <w:p>
+      <w:pPr>
+        <w:pStyle w:val="FirstParagraph"/>
+        <w:spacing w:before="0" w:after="40"/>
+        <w:rPr>
+          <w:rFonts w:ascii="Times New Roman" w:hAnsi="Times New Roman" w:cs="Times New Roman"/>
+        </w:rPr>
+      </w:pPr>
+      <w:r>
+        <w:rPr>
+          <w:rFonts w:ascii="Times New Roman" w:eastAsia="Arial" w:hAnsi="Times New Roman" w:cs="Times New Roman"/>
+        </w:rPr>
+        <w:t xml:space="preserve">5. Wang R, Ramdas A. False discovery rate control with e-values. </w:t>
+      </w:r>
+      <w:r>
+        <w:rPr>
+          <w:rFonts w:ascii="Times New Roman" w:eastAsia="Arial" w:hAnsi="Times New Roman" w:cs="Times New Roman"/>
+          <w:i/>
+        </w:rPr>
+        <w:t>Journal of the Royal Statistical Society Series B</w:t>
+      </w:r>
+      <w:r>
+        <w:rPr>
+          <w:rFonts w:ascii="Times New Roman" w:eastAsia="Arial" w:hAnsi="Times New Roman" w:cs="Times New Roman"/>
+        </w:rPr>
+        <w:t xml:space="preserve"> 2022;84(3):822–852.</w:t>
+      </w:r>
+    </w:p>
+    <w:p>
+      <w:pPr>
+        <w:pStyle w:val="FirstParagraph"/>
+        <w:spacing w:before="0" w:after="40"/>
+        <w:rPr>
+          <w:rFonts w:ascii="Times New Roman" w:hAnsi="Times New Roman" w:cs="Times New Roman"/>
+        </w:rPr>
+      </w:pPr>
+      <w:r>
+        <w:rPr>
+          <w:rFonts w:ascii="Times New Roman" w:eastAsia="Arial" w:hAnsi="Times New Roman" w:cs="Times New Roman"/>
+        </w:rPr>
+        <w:t xml:space="preserve">6. Grimm SL, Kaufman JT, Rice DP, Whittaker C, Bradshaw WJ, McLaren MR. Inferring the sensitivity of wastewater metagenomic sequencing for early detection of viruses: a statistical modelling study. </w:t>
+      </w:r>
+      <w:r>
+        <w:rPr>
+          <w:rFonts w:ascii="Times New Roman" w:eastAsia="Arial" w:hAnsi="Times New Roman" w:cs="Times New Roman"/>
+          <w:i/>
+        </w:rPr>
+        <w:t>Lancet Microbe</w:t>
+      </w:r>
+      <w:r>
+        <w:rPr>
+          <w:rFonts w:ascii="Times New Roman" w:eastAsia="Arial" w:hAnsi="Times New Roman" w:cs="Times New Roman"/>
+        </w:rPr>
+        <w:t xml:space="preserve"> 2025;6(11):101187.</w:t>
+      </w:r>
+    </w:p>
+    <w:p>
+      <w:pPr>
+        <w:pStyle w:val="FirstParagraph"/>
+        <w:spacing w:before="0" w:after="40"/>
+        <w:rPr>
+          <w:rFonts w:ascii="Times New Roman" w:hAnsi="Times New Roman" w:cs="Times New Roman"/>
+        </w:rPr>
+      </w:pPr>
+      <w:r>
+        <w:rPr>
+          <w:rFonts w:ascii="Times New Roman" w:eastAsia="Arial" w:hAnsi="Times New Roman" w:cs="Times New Roman"/>
+        </w:rPr>
+        <w:t xml:space="preserve">7. Lison A, Julian TR, Stadler T. EpiSewer: estimating epidemiological parameters from wastewater measurements. R package; </w:t>
+      </w:r>
+      <w:r>
+        <w:rPr>
+          <w:rFonts w:ascii="Times New Roman" w:eastAsia="Arial" w:hAnsi="Times New Roman" w:cs="Times New Roman"/>
+          <w:i/>
+        </w:rPr>
+        <w:t>github.com/adrian-lison/EpiSewer</w:t>
+      </w:r>
+      <w:r>
+        <w:rPr>
+          <w:rFonts w:ascii="Times New Roman" w:eastAsia="Arial" w:hAnsi="Times New Roman" w:cs="Times New Roman"/>
+        </w:rPr>
+        <w:t>. CDC Center for Forecasting and Outbreak Analytics. wwinference: wastewater-informed epidemiological inference. R package; github.com/CDCgov/ww-inference-model.</w:t>
+      </w:r>
+    </w:p>
+    <w:p>
+      <w:pPr>
+        <w:pStyle w:val="FirstParagraph"/>
+        <w:spacing w:before="0" w:after="40"/>
+        <w:rPr>
+          <w:rFonts w:ascii="Times New Roman" w:hAnsi="Times New Roman" w:cs="Times New Roman"/>
+        </w:rPr>
+      </w:pPr>
+      <w:r>
+        <w:rPr>
+          <w:rFonts w:ascii="Times New Roman" w:eastAsia="Arial" w:hAnsi="Times New Roman" w:cs="Times New Roman"/>
+        </w:rPr>
+        <w:t xml:space="preserve">8. Saltelli A, Annoni P, Azzini I, Campolongo F, Ratto M, Tarantola S. Variance based sensitivity analysis of model output. </w:t>
+      </w:r>
+      <w:r>
+        <w:rPr>
+          <w:rFonts w:ascii="Times New Roman" w:eastAsia="Arial" w:hAnsi="Times New Roman" w:cs="Times New Roman"/>
+          <w:i/>
+        </w:rPr>
+        <w:t>Computer Physics Communications</w:t>
+      </w:r>
+      <w:r>
+        <w:rPr>
+          <w:rFonts w:ascii="Times New Roman" w:eastAsia="Arial" w:hAnsi="Times New Roman" w:cs="Times New Roman"/>
+        </w:rPr>
+        <w:t xml:space="preserve"> 2010;181(2):259–270.</w:t>
+      </w:r>
+    </w:p>
+    <w:p>
+      <w:pPr>
+        <w:pStyle w:val="FirstParagraph"/>
+        <w:spacing w:before="0" w:after="40"/>
+        <w:rPr>
+          <w:rFonts w:ascii="Times New Roman" w:hAnsi="Times New Roman" w:cs="Times New Roman"/>
+        </w:rPr>
+      </w:pPr>
+      <w:r>
+        <w:rPr>
+          <w:rFonts w:ascii="Times New Roman" w:eastAsia="Arial" w:hAnsi="Times New Roman" w:cs="Times New Roman"/>
+          <w:i/>
+        </w:rPr>
+        <w:t>Per the RFP, references do not contribute to the page limit.</w:t>
       </w:r>
     </w:p>
     <w:sectPr>
@@ -2484,6 +2435,13 @@
     <w:lsdException w:name="Light Shading"/>
     <w:lsdException w:name="Light List"/>
     <w:lsdException w:name="Light Grid"/>
+    <w:lsdException w:name="Medium Shading 1"/>
+    <w:lsdException w:name="Medium Shading 2"/>
+    <w:lsdException w:name="Medium List 1"/>
+    <w:lsdException w:name="Medium List 2"/>
+    <w:lsdException w:name="Medium Grid 1"/>
+    <w:lsdException w:name="Medium Grid 2"/>
+    <w:lsdException w:name="Medium Grid 3"/>
     <w:lsdException w:name="Dark List"/>
     <w:lsdException w:name="Colorful Shading"/>
     <w:lsdException w:name="Colorful List"/>
